--- a/projects/2026-05-19-policy-asks-brief/brief.docx
+++ b/projects/2026-05-19-policy-asks-brief/brief.docx
@@ -28,15 +28,311 @@
         <w:pStyle w:val="Heading1"/>
       </w:pPr>
       <w:r>
-        <w:t>Public Safety (15)</w:t>
+        <w:t>Rikers &amp; jails (7)</w:t>
       </w:r>
     </w:p>
     <w:p>
       <w:pPr>
-        <w:pStyle w:val="Heading2"/>
+        <w:pStyle w:val="ListBullet"/>
+        <w:spacing w:before="0" w:after="0" w:line="264" w:lineRule="auto"/>
       </w:pPr>
       <w:r>
-        <w:t>Department of Community Safety (Mamdani administration) (3)</w:t>
+        <w:rPr>
+          <w:b/>
+        </w:rPr>
+        <w:t xml:space="preserve">4/22/26 · </w:t>
+      </w:r>
+      <w:hyperlink r:id="rId9">
+        <w:r>
+          <w:rPr>
+            <w:color w:val="0563C1"/>
+            <w:u w:val="single"/>
+          </w:rPr>
+          <w:t xml:space="preserve">The Unlikely Tool That Could Transform Second-Chance Hiring</w:t>
+        </w:r>
+      </w:hyperlink>
+      <w:r>
+        <w:t xml:space="preserve"> — Carson Whitelemons</w:t>
+      </w:r>
+    </w:p>
+    <w:p>
+      <w:pPr>
+        <w:spacing w:before="0" w:after="80" w:line="264" w:lineRule="auto"/>
+        <w:ind w:left="360"/>
+      </w:pPr>
+      <w:r>
+        <w:rPr>
+          <w:i/>
+        </w:rPr>
+        <w:t>Insurance companies and/or policymakers should modify or require crime and safety insurance policies to cover employees with criminal records, removing the current exclusion that deters employers from second-chance hiring.</w:t>
+      </w:r>
+    </w:p>
+    <w:p>
+      <w:pPr>
+        <w:pStyle w:val="ListBullet"/>
+        <w:spacing w:before="0" w:after="0" w:line="264" w:lineRule="auto"/>
+      </w:pPr>
+      <w:r>
+        <w:rPr>
+          <w:b/>
+        </w:rPr>
+        <w:t xml:space="preserve">5/21/25 · </w:t>
+      </w:r>
+      <w:hyperlink r:id="rId10">
+        <w:r>
+          <w:rPr>
+            <w:color w:val="0563C1"/>
+            <w:u w:val="single"/>
+          </w:rPr>
+          <w:t xml:space="preserve">The Essential Role of Judges in the Effort to Close Rikers Island</w:t>
+        </w:r>
+      </w:hyperlink>
+      <w:r>
+        <w:t xml:space="preserve"> — Lawrence K. Marks</w:t>
+      </w:r>
+    </w:p>
+    <w:p>
+      <w:pPr>
+        <w:spacing w:before="0" w:after="80" w:line="264" w:lineRule="auto"/>
+        <w:ind w:left="360"/>
+      </w:pPr>
+      <w:r>
+        <w:rPr>
+          <w:i/>
+        </w:rPr>
+        <w:t>The New York court system should implement comprehensive case management reforms (similar to the former Chief Judge DiFicer's Excellence Initiative) to speed case resolution and reduce pretrial detention at Rikers Island.</w:t>
+      </w:r>
+    </w:p>
+    <w:p>
+      <w:pPr>
+        <w:pStyle w:val="ListBullet"/>
+        <w:spacing w:before="0" w:after="0" w:line="264" w:lineRule="auto"/>
+      </w:pPr>
+      <w:r>
+        <w:rPr>
+          <w:b/>
+        </w:rPr>
+        <w:t xml:space="preserve">5/15/25 · </w:t>
+      </w:r>
+      <w:hyperlink r:id="rId11">
+        <w:r>
+          <w:rPr>
+            <w:color w:val="0563C1"/>
+            <w:u w:val="single"/>
+          </w:rPr>
+          <w:t xml:space="preserve">A Rare Remedy to Rikers’ Persistent Brutality</w:t>
+        </w:r>
+      </w:hyperlink>
+      <w:r>
+        <w:t xml:space="preserve"> — Elizabeth Glazer</w:t>
+      </w:r>
+    </w:p>
+    <w:p>
+      <w:pPr>
+        <w:spacing w:before="0" w:after="80" w:line="264" w:lineRule="auto"/>
+        <w:ind w:left="360"/>
+      </w:pPr>
+      <w:r>
+        <w:rPr>
+          <w:i/>
+        </w:rPr>
+        <w:t>Judge Laura Taylor Swain should proceed with appointing a remediation manager (receiver) with broad independent powers to reform Rikers Island jails.</w:t>
+      </w:r>
+    </w:p>
+    <w:p>
+      <w:pPr>
+        <w:pStyle w:val="ListBullet"/>
+        <w:spacing w:before="0" w:after="0" w:line="264" w:lineRule="auto"/>
+      </w:pPr>
+      <w:r>
+        <w:rPr>
+          <w:b/>
+        </w:rPr>
+        <w:t xml:space="preserve">10/16/24 · </w:t>
+      </w:r>
+      <w:hyperlink r:id="rId12">
+        <w:r>
+          <w:rPr>
+            <w:color w:val="0563C1"/>
+            <w:u w:val="single"/>
+          </w:rPr>
+          <w:t xml:space="preserve">Can A Receiver Bring Enduring Change for the Better?</w:t>
+        </w:r>
+      </w:hyperlink>
+      <w:r>
+        <w:t xml:space="preserve"> — Sara Norman</w:t>
+      </w:r>
+    </w:p>
+    <w:p>
+      <w:pPr>
+        <w:spacing w:before="0" w:after="80" w:line="264" w:lineRule="auto"/>
+        <w:ind w:left="360"/>
+      </w:pPr>
+      <w:r>
+        <w:rPr>
+          <w:i/>
+        </w:rPr>
+        <w:t>The court should appoint a receiver with tenure dependent on systemic achievements (not calendar years) and select someone with reform commitment rather than prior correctional administration experience.</w:t>
+      </w:r>
+    </w:p>
+    <w:p>
+      <w:pPr>
+        <w:pStyle w:val="ListBullet"/>
+        <w:spacing w:before="0" w:after="0" w:line="264" w:lineRule="auto"/>
+      </w:pPr>
+      <w:r>
+        <w:rPr>
+          <w:b/>
+        </w:rPr>
+        <w:t xml:space="preserve">3/12/24 · </w:t>
+      </w:r>
+      <w:hyperlink r:id="rId13">
+        <w:r>
+          <w:rPr>
+            <w:color w:val="0563C1"/>
+            <w:u w:val="single"/>
+          </w:rPr>
+          <w:t xml:space="preserve">A Jail Population of 3,700 or Lower is Achievable</w:t>
+        </w:r>
+      </w:hyperlink>
+      <w:r>
+        <w:t xml:space="preserve"> — Michael Rempel</w:t>
+      </w:r>
+    </w:p>
+    <w:p>
+      <w:pPr>
+        <w:spacing w:before="0" w:after="80" w:line="264" w:lineRule="auto"/>
+        <w:ind w:left="360"/>
+      </w:pPr>
+      <w:r>
+        <w:rPr>
+          <w:i/>
+        </w:rPr>
+        <w:t>City officials, judges, prosecutors, and defense attorneys should adopt proven case-processing strategies (including judges setting interim deadlines, enforcing speedy trial rules, and reducing court intervals) to shrink jail population to 3,700 or below.</w:t>
+      </w:r>
+    </w:p>
+    <w:p>
+      <w:pPr>
+        <w:pStyle w:val="ListBullet"/>
+        <w:spacing w:before="0" w:after="0" w:line="264" w:lineRule="auto"/>
+      </w:pPr>
+      <w:r>
+        <w:rPr>
+          <w:b/>
+        </w:rPr>
+        <w:t xml:space="preserve">6/2/23 · </w:t>
+      </w:r>
+      <w:hyperlink r:id="rId14">
+        <w:r>
+          <w:rPr>
+            <w:color w:val="0563C1"/>
+            <w:u w:val="single"/>
+          </w:rPr>
+          <w:t xml:space="preserve">Dying in Darkness on Rikers Island</w:t>
+        </w:r>
+      </w:hyperlink>
+      <w:r>
+        <w:t xml:space="preserve"> — Elizabeth Glazer</w:t>
+      </w:r>
+    </w:p>
+    <w:p>
+      <w:pPr>
+        <w:spacing w:before="0" w:after="80" w:line="264" w:lineRule="auto"/>
+        <w:ind w:left="360"/>
+      </w:pPr>
+      <w:r>
+        <w:rPr>
+          <w:i/>
+        </w:rPr>
+        <w:t>Install a court-appointed receiver with powers beyond those of local government officials to oversee NYC jails governance and reform, replacing the current federal monitor model.</w:t>
+      </w:r>
+    </w:p>
+    <w:p>
+      <w:pPr>
+        <w:pStyle w:val="ListBullet"/>
+        <w:spacing w:before="0" w:after="0" w:line="264" w:lineRule="auto"/>
+      </w:pPr>
+      <w:r>
+        <w:rPr>
+          <w:b/>
+        </w:rPr>
+        <w:t xml:space="preserve">4/27/23 · </w:t>
+      </w:r>
+      <w:hyperlink r:id="rId15">
+        <w:r>
+          <w:rPr>
+            <w:color w:val="0563C1"/>
+            <w:u w:val="single"/>
+          </w:rPr>
+          <w:t xml:space="preserve">What You Don’t Know Will Hurt You</w:t>
+        </w:r>
+      </w:hyperlink>
+      <w:r>
+        <w:t xml:space="preserve"> — Elizabeth Glazer</w:t>
+      </w:r>
+    </w:p>
+    <w:p>
+      <w:pPr>
+        <w:spacing w:before="0" w:after="80" w:line="264" w:lineRule="auto"/>
+        <w:ind w:left="360"/>
+      </w:pPr>
+      <w:r>
+        <w:rPr>
+          <w:i/>
+        </w:rPr>
+        <w:t>The federal court overseeing NYC jails should break the information monopoly by convening a briefing with all parties (plaintiff representatives, U.S. Attorney, City, DOC, and Board of Correction) to determine what is driving violence and what remedies are available, and the City should accept a federal receiver with authority to cut through red tape and abrogate contracts to address jail dysfunction.</w:t>
+      </w:r>
+    </w:p>
+    <w:p>
+      <w:pPr>
+        <w:pStyle w:val="Heading1"/>
+      </w:pPr>
+      <w:r>
+        <w:t>Criminal courts (1)</w:t>
+      </w:r>
+    </w:p>
+    <w:p>
+      <w:pPr>
+        <w:pStyle w:val="ListBullet"/>
+        <w:spacing w:before="0" w:after="0" w:line="264" w:lineRule="auto"/>
+      </w:pPr>
+      <w:r>
+        <w:rPr>
+          <w:b/>
+        </w:rPr>
+        <w:t xml:space="preserve">9/27/23 · </w:t>
+      </w:r>
+      <w:hyperlink r:id="rId16">
+        <w:r>
+          <w:rPr>
+            <w:color w:val="0563C1"/>
+            <w:u w:val="single"/>
+          </w:rPr>
+          <w:t xml:space="preserve">Treat Every Shooting Like a Homicide</w:t>
+        </w:r>
+      </w:hyperlink>
+      <w:r>
+        <w:t xml:space="preserve"> — Karen Friedman Agnifilo</w:t>
+      </w:r>
+    </w:p>
+    <w:p>
+      <w:pPr>
+        <w:spacing w:before="0" w:after="80" w:line="264" w:lineRule="auto"/>
+        <w:ind w:left="360"/>
+      </w:pPr>
+      <w:r>
+        <w:rPr>
+          <w:i/>
+        </w:rPr>
+        <w:t>Law enforcement should allocate significantly more resources to investigating and solving nonfatal shooting cases with the same priority and intensity given to homicides.</w:t>
+      </w:r>
+    </w:p>
+    <w:p>
+      <w:pPr>
+        <w:pStyle w:val="Heading1"/>
+      </w:pPr>
+      <w:r>
+        <w:t>Policing (3)</w:t>
       </w:r>
     </w:p>
     <w:p>
@@ -50,7 +346,7 @@
         </w:rPr>
         <w:t xml:space="preserve">2/19/26 · </w:t>
       </w:r>
-      <w:hyperlink r:id="rId9">
+      <w:hyperlink r:id="rId17">
         <w:r>
           <w:rPr>
             <w:color w:val="0563C1"/>
@@ -86,7 +382,7 @@
         </w:rPr>
         <w:t xml:space="preserve">12/10/25 · </w:t>
       </w:r>
-      <w:hyperlink r:id="rId10">
+      <w:hyperlink r:id="rId18">
         <w:r>
           <w:rPr>
             <w:color w:val="0563C1"/>
@@ -122,7 +418,7 @@
         </w:rPr>
         <w:t xml:space="preserve">8/6/25 · </w:t>
       </w:r>
-      <w:hyperlink r:id="rId11">
+      <w:hyperlink r:id="rId19">
         <w:r>
           <w:rPr>
             <w:color w:val="0563C1"/>
@@ -149,10 +445,10 @@
     </w:p>
     <w:p>
       <w:pPr>
-        <w:pStyle w:val="Heading2"/>
+        <w:pStyle w:val="Heading1"/>
       </w:pPr>
       <w:r>
-        <w:t>Rikers, jails, and the courts that govern them (6)</w:t>
+        <w:t>Guns (1)</w:t>
       </w:r>
     </w:p>
     <w:p>
@@ -164,19 +460,19 @@
         <w:rPr>
           <w:b/>
         </w:rPr>
-        <w:t xml:space="preserve">5/21/25 · </w:t>
+        <w:t xml:space="preserve">9/10/25 · </w:t>
       </w:r>
-      <w:hyperlink r:id="rId12">
+      <w:hyperlink r:id="rId20">
         <w:r>
           <w:rPr>
             <w:color w:val="0563C1"/>
             <w:u w:val="single"/>
           </w:rPr>
-          <w:t xml:space="preserve">The Essential Role of Judges in the Effort to Close Rikers Island</w:t>
+          <w:t xml:space="preserve">The Missing Fingerprints at Crime Scenes</w:t>
         </w:r>
       </w:hyperlink>
       <w:r>
-        <w:t xml:space="preserve"> — Lawrence K. Marks</w:t>
+        <w:t xml:space="preserve"> — Olivia Li</w:t>
       </w:r>
     </w:p>
     <w:p>
@@ -188,239 +484,15 @@
         <w:rPr>
           <w:i/>
         </w:rPr>
-        <w:t>The New York court system should implement comprehensive case management reforms (similar to the former Chief Judge DiFicer's Excellence Initiative) to speed case resolution and reduce pretrial detention at Rikers Island.</w:t>
+        <w:t>State governments should impose and enforce regulations on gun manufacturers, distributors, marketers, and dealers, modeled on successful industry regulation in other sectors.</w:t>
       </w:r>
     </w:p>
     <w:p>
       <w:pPr>
-        <w:pStyle w:val="ListBullet"/>
-        <w:spacing w:before="0" w:after="0" w:line="264" w:lineRule="auto"/>
+        <w:pStyle w:val="Heading1"/>
       </w:pPr>
       <w:r>
-        <w:rPr>
-          <w:b/>
-        </w:rPr>
-        <w:t xml:space="preserve">5/15/25 · </w:t>
-      </w:r>
-      <w:hyperlink r:id="rId13">
-        <w:r>
-          <w:rPr>
-            <w:color w:val="0563C1"/>
-            <w:u w:val="single"/>
-          </w:rPr>
-          <w:t xml:space="preserve">A Rare Remedy to Rikers’ Persistent Brutality</w:t>
-        </w:r>
-      </w:hyperlink>
-      <w:r>
-        <w:t xml:space="preserve"> — Elizabeth Glazer</w:t>
-      </w:r>
-    </w:p>
-    <w:p>
-      <w:pPr>
-        <w:spacing w:before="0" w:after="80" w:line="264" w:lineRule="auto"/>
-        <w:ind w:left="360"/>
-      </w:pPr>
-      <w:r>
-        <w:rPr>
-          <w:i/>
-        </w:rPr>
-        <w:t>Judge Laura Taylor Swain should proceed with appointing a remediation manager (receiver) with broad independent powers to reform Rikers Island jails.</w:t>
-      </w:r>
-    </w:p>
-    <w:p>
-      <w:pPr>
-        <w:pStyle w:val="ListBullet"/>
-        <w:spacing w:before="0" w:after="0" w:line="264" w:lineRule="auto"/>
-      </w:pPr>
-      <w:r>
-        <w:rPr>
-          <w:b/>
-        </w:rPr>
-        <w:t xml:space="preserve">10/16/24 · </w:t>
-      </w:r>
-      <w:hyperlink r:id="rId14">
-        <w:r>
-          <w:rPr>
-            <w:color w:val="0563C1"/>
-            <w:u w:val="single"/>
-          </w:rPr>
-          <w:t xml:space="preserve">Can A Receiver Bring Enduring Change for the Better?</w:t>
-        </w:r>
-      </w:hyperlink>
-      <w:r>
-        <w:t xml:space="preserve"> — Sara Norman</w:t>
-      </w:r>
-    </w:p>
-    <w:p>
-      <w:pPr>
-        <w:spacing w:before="0" w:after="80" w:line="264" w:lineRule="auto"/>
-        <w:ind w:left="360"/>
-      </w:pPr>
-      <w:r>
-        <w:rPr>
-          <w:i/>
-        </w:rPr>
-        <w:t>The court should appoint a receiver with tenure dependent on systemic achievements (not calendar years) and select someone with reform commitment rather than prior correctional administration experience.</w:t>
-      </w:r>
-    </w:p>
-    <w:p>
-      <w:pPr>
-        <w:pStyle w:val="ListBullet"/>
-        <w:spacing w:before="0" w:after="0" w:line="264" w:lineRule="auto"/>
-      </w:pPr>
-      <w:r>
-        <w:rPr>
-          <w:b/>
-        </w:rPr>
-        <w:t xml:space="preserve">3/12/24 · </w:t>
-      </w:r>
-      <w:hyperlink r:id="rId15">
-        <w:r>
-          <w:rPr>
-            <w:color w:val="0563C1"/>
-            <w:u w:val="single"/>
-          </w:rPr>
-          <w:t xml:space="preserve">A Jail Population of 3,700 or Lower is Achievable</w:t>
-        </w:r>
-      </w:hyperlink>
-      <w:r>
-        <w:t xml:space="preserve"> — Michael Rempel</w:t>
-      </w:r>
-    </w:p>
-    <w:p>
-      <w:pPr>
-        <w:spacing w:before="0" w:after="80" w:line="264" w:lineRule="auto"/>
-        <w:ind w:left="360"/>
-      </w:pPr>
-      <w:r>
-        <w:rPr>
-          <w:i/>
-        </w:rPr>
-        <w:t>City officials, judges, prosecutors, and defense attorneys should adopt proven case-processing strategies (including judges setting interim deadlines, enforcing speedy trial rules, and reducing court intervals) to shrink jail population to 3,700 or below.</w:t>
-      </w:r>
-    </w:p>
-    <w:p>
-      <w:pPr>
-        <w:pStyle w:val="ListBullet"/>
-        <w:spacing w:before="0" w:after="0" w:line="264" w:lineRule="auto"/>
-      </w:pPr>
-      <w:r>
-        <w:rPr>
-          <w:b/>
-        </w:rPr>
-        <w:t xml:space="preserve">6/2/23 · </w:t>
-      </w:r>
-      <w:hyperlink r:id="rId16">
-        <w:r>
-          <w:rPr>
-            <w:color w:val="0563C1"/>
-            <w:u w:val="single"/>
-          </w:rPr>
-          <w:t xml:space="preserve">Dying in Darkness on Rikers Island</w:t>
-        </w:r>
-      </w:hyperlink>
-      <w:r>
-        <w:t xml:space="preserve"> — Elizabeth Glazer</w:t>
-      </w:r>
-    </w:p>
-    <w:p>
-      <w:pPr>
-        <w:spacing w:before="0" w:after="80" w:line="264" w:lineRule="auto"/>
-        <w:ind w:left="360"/>
-      </w:pPr>
-      <w:r>
-        <w:rPr>
-          <w:i/>
-        </w:rPr>
-        <w:t>Install a court-appointed receiver with powers beyond those of local government officials to oversee NYC jails governance and reform, replacing the current federal monitor model.</w:t>
-      </w:r>
-    </w:p>
-    <w:p>
-      <w:pPr>
-        <w:pStyle w:val="ListBullet"/>
-        <w:spacing w:before="0" w:after="0" w:line="264" w:lineRule="auto"/>
-      </w:pPr>
-      <w:r>
-        <w:rPr>
-          <w:b/>
-        </w:rPr>
-        <w:t xml:space="preserve">4/27/23 · </w:t>
-      </w:r>
-      <w:hyperlink r:id="rId17">
-        <w:r>
-          <w:rPr>
-            <w:color w:val="0563C1"/>
-            <w:u w:val="single"/>
-          </w:rPr>
-          <w:t xml:space="preserve">What You Don’t Know Will Hurt You</w:t>
-        </w:r>
-      </w:hyperlink>
-      <w:r>
-        <w:t xml:space="preserve"> — Elizabeth Glazer</w:t>
-      </w:r>
-    </w:p>
-    <w:p>
-      <w:pPr>
-        <w:spacing w:before="0" w:after="80" w:line="264" w:lineRule="auto"/>
-        <w:ind w:left="360"/>
-      </w:pPr>
-      <w:r>
-        <w:rPr>
-          <w:i/>
-        </w:rPr>
-        <w:t>The federal court overseeing NYC jails should break the information monopoly by convening a briefing with all parties (plaintiff representatives, U.S. Attorney, City, DOC, and Board of Correction) to determine what is driving violence and what remedies are available, and the City should accept a federal receiver with authority to cut through red tape and abrogate contracts to address jail dysfunction.</w:t>
-      </w:r>
-    </w:p>
-    <w:p>
-      <w:pPr>
-        <w:pStyle w:val="Heading2"/>
-      </w:pPr>
-      <w:r>
-        <w:t>NYPD (1)</w:t>
-      </w:r>
-    </w:p>
-    <w:p>
-      <w:pPr>
-        <w:pStyle w:val="ListBullet"/>
-        <w:spacing w:before="0" w:after="0" w:line="264" w:lineRule="auto"/>
-      </w:pPr>
-      <w:r>
-        <w:rPr>
-          <w:b/>
-        </w:rPr>
-        <w:t xml:space="preserve">9/27/23 · </w:t>
-      </w:r>
-      <w:hyperlink r:id="rId18">
-        <w:r>
-          <w:rPr>
-            <w:color w:val="0563C1"/>
-            <w:u w:val="single"/>
-          </w:rPr>
-          <w:t xml:space="preserve">Treat Every Shooting Like a Homicide</w:t>
-        </w:r>
-      </w:hyperlink>
-      <w:r>
-        <w:t xml:space="preserve"> — Karen Friedman Agnifilo</w:t>
-      </w:r>
-    </w:p>
-    <w:p>
-      <w:pPr>
-        <w:spacing w:before="0" w:after="80" w:line="264" w:lineRule="auto"/>
-        <w:ind w:left="360"/>
-      </w:pPr>
-      <w:r>
-        <w:rPr>
-          <w:i/>
-        </w:rPr>
-        <w:t>Law enforcement should allocate significantly more resources to investigating and solving nonfatal shooting cases with the same priority and intensity given to homicides.</w:t>
-      </w:r>
-    </w:p>
-    <w:p>
-      <w:pPr>
-        <w:pStyle w:val="Heading2"/>
-      </w:pPr>
-      <w:r>
-        <w:t>State government (Albany / Hochul / Legislature / state agencies) (1)</w:t>
+        <w:t>Drugs (1)</w:t>
       </w:r>
     </w:p>
     <w:p>
@@ -434,7 +506,7 @@
         </w:rPr>
         <w:t xml:space="preserve">12/13/23 · </w:t>
       </w:r>
-      <w:hyperlink r:id="rId19">
+      <w:hyperlink r:id="rId21">
         <w:r>
           <w:rPr>
             <w:color w:val="0563C1"/>
@@ -461,10 +533,54 @@
     </w:p>
     <w:p>
       <w:pPr>
-        <w:pStyle w:val="Heading2"/>
+        <w:pStyle w:val="Heading1"/>
       </w:pPr>
       <w:r>
-        <w:t>Adams administration (may no longer be relevant) (1)</w:t>
+        <w:t>Crime Data (1)</w:t>
+      </w:r>
+    </w:p>
+    <w:p>
+      <w:pPr>
+        <w:pStyle w:val="ListBullet"/>
+        <w:spacing w:before="0" w:after="0" w:line="264" w:lineRule="auto"/>
+      </w:pPr>
+      <w:r>
+        <w:rPr>
+          <w:b/>
+        </w:rPr>
+        <w:t xml:space="preserve">9/25/25 · </w:t>
+      </w:r>
+      <w:hyperlink r:id="rId22">
+        <w:r>
+          <w:rPr>
+            <w:color w:val="0563C1"/>
+            <w:u w:val="single"/>
+          </w:rPr>
+          <w:t xml:space="preserve">Crime Victims Can Help Point the Way Forward</w:t>
+        </w:r>
+      </w:hyperlink>
+      <w:r>
+        <w:t xml:space="preserve"> — Jeremy Travis</w:t>
+      </w:r>
+    </w:p>
+    <w:p>
+      <w:pPr>
+        <w:spacing w:before="0" w:after="80" w:line="264" w:lineRule="auto"/>
+        <w:ind w:left="360"/>
+      </w:pPr>
+      <w:r>
+        <w:rPr>
+          <w:i/>
+        </w:rPr>
+        <w:t>The next mayoral administration should invest in an annual victimization survey modeled on the NCVS to track crime victims' experiences and needs in New York City.</w:t>
+      </w:r>
+    </w:p>
+    <w:p>
+      <w:pPr>
+        <w:pStyle w:val="Heading1"/>
+      </w:pPr>
+      <w:r>
+        <w:t>Crime (1)</w:t>
       </w:r>
     </w:p>
     <w:p>
@@ -478,7 +594,7 @@
         </w:rPr>
         <w:t xml:space="preserve">1/10/25 · </w:t>
       </w:r>
-      <w:hyperlink r:id="rId20">
+      <w:hyperlink r:id="rId23">
         <w:r>
           <w:rPr>
             <w:color w:val="0563C1"/>
@@ -501,130 +617,6 @@
           <w:i/>
         </w:rPr>
         <w:t>Mayor Adams seeks to modify New York's sanctuary laws to allow cooperation with ICE on deporting undocumented immigrants charged with violent crimes, while the City Council opposes such changes.</w:t>
-      </w:r>
-    </w:p>
-    <w:p>
-      <w:pPr>
-        <w:pStyle w:val="Heading2"/>
-      </w:pPr>
-      <w:r>
-        <w:t>Other city government (Mayor's office, City Council, etc.) (1)</w:t>
-      </w:r>
-    </w:p>
-    <w:p>
-      <w:pPr>
-        <w:pStyle w:val="ListBullet"/>
-        <w:spacing w:before="0" w:after="0" w:line="264" w:lineRule="auto"/>
-      </w:pPr>
-      <w:r>
-        <w:rPr>
-          <w:b/>
-        </w:rPr>
-        <w:t xml:space="preserve">9/25/25 · </w:t>
-      </w:r>
-      <w:hyperlink r:id="rId21">
-        <w:r>
-          <w:rPr>
-            <w:color w:val="0563C1"/>
-            <w:u w:val="single"/>
-          </w:rPr>
-          <w:t xml:space="preserve">Crime Victims Can Help Point the Way Forward</w:t>
-        </w:r>
-      </w:hyperlink>
-      <w:r>
-        <w:t xml:space="preserve"> — Jeremy Travis</w:t>
-      </w:r>
-    </w:p>
-    <w:p>
-      <w:pPr>
-        <w:spacing w:before="0" w:after="80" w:line="264" w:lineRule="auto"/>
-        <w:ind w:left="360"/>
-      </w:pPr>
-      <w:r>
-        <w:rPr>
-          <w:i/>
-        </w:rPr>
-        <w:t>The next mayoral administration should invest in an annual victimization survey modeled on the NCVS to track crime victims' experiences and needs in New York City.</w:t>
-      </w:r>
-    </w:p>
-    <w:p>
-      <w:pPr>
-        <w:pStyle w:val="Heading2"/>
-      </w:pPr>
-      <w:r>
-        <w:t>Other (federal, regulatory, etc.) (2)</w:t>
-      </w:r>
-    </w:p>
-    <w:p>
-      <w:pPr>
-        <w:pStyle w:val="ListBullet"/>
-        <w:spacing w:before="0" w:after="0" w:line="264" w:lineRule="auto"/>
-      </w:pPr>
-      <w:r>
-        <w:rPr>
-          <w:b/>
-        </w:rPr>
-        <w:t xml:space="preserve">4/22/26 · </w:t>
-      </w:r>
-      <w:hyperlink r:id="rId22">
-        <w:r>
-          <w:rPr>
-            <w:color w:val="0563C1"/>
-            <w:u w:val="single"/>
-          </w:rPr>
-          <w:t xml:space="preserve">The Unlikely Tool That Could Transform Second-Chance Hiring</w:t>
-        </w:r>
-      </w:hyperlink>
-      <w:r>
-        <w:t xml:space="preserve"> — Carson Whitelemons</w:t>
-      </w:r>
-    </w:p>
-    <w:p>
-      <w:pPr>
-        <w:spacing w:before="0" w:after="80" w:line="264" w:lineRule="auto"/>
-        <w:ind w:left="360"/>
-      </w:pPr>
-      <w:r>
-        <w:rPr>
-          <w:i/>
-        </w:rPr>
-        <w:t>Insurance companies and/or policymakers should modify or require crime and safety insurance policies to cover employees with criminal records, removing the current exclusion that deters employers from second-chance hiring.</w:t>
-      </w:r>
-    </w:p>
-    <w:p>
-      <w:pPr>
-        <w:pStyle w:val="ListBullet"/>
-        <w:spacing w:before="0" w:after="0" w:line="264" w:lineRule="auto"/>
-      </w:pPr>
-      <w:r>
-        <w:rPr>
-          <w:b/>
-        </w:rPr>
-        <w:t xml:space="preserve">9/10/25 · </w:t>
-      </w:r>
-      <w:hyperlink r:id="rId23">
-        <w:r>
-          <w:rPr>
-            <w:color w:val="0563C1"/>
-            <w:u w:val="single"/>
-          </w:rPr>
-          <w:t xml:space="preserve">The Missing Fingerprints at Crime Scenes</w:t>
-        </w:r>
-      </w:hyperlink>
-      <w:r>
-        <w:t xml:space="preserve"> — Olivia Li</w:t>
-      </w:r>
-    </w:p>
-    <w:p>
-      <w:pPr>
-        <w:spacing w:before="0" w:after="80" w:line="264" w:lineRule="auto"/>
-        <w:ind w:left="360"/>
-      </w:pPr>
-      <w:r>
-        <w:rPr>
-          <w:i/>
-        </w:rPr>
-        <w:t>State governments should impose and enforce regulations on gun manufacturers, distributors, marketers, and dealers, modeled on successful industry regulation in other sectors.</w:t>
       </w:r>
     </w:p>
     <w:p>
